--- a/_build/docx/03_Внедрение_и_коллектив/3_Протокол_собрания_отдела.docx
+++ b/_build/docx/03_Внедрение_и_коллектив/3_Протокол_собрания_отдела.docx
@@ -30,7 +30,7 @@
         <w:rPr>
           <w:rFonts w:ascii="Times New Roman" w:hAnsi="Times New Roman"/>
         </w:rPr>
-        <w:t>г. Брест                                                      «___» июня 2026 г. № 1</w:t>
+        <w:t>г. Брест                                                      «___» __________ 2026 г. № 1</w:t>
       </w:r>
     </w:p>
     <w:p>
@@ -93,7 +93,7 @@
         <w:rPr>
           <w:rFonts w:ascii="Times New Roman" w:hAnsi="Times New Roman"/>
         </w:rPr>
-        <w:t>1. Создание проектно-конструкторского отдела и представление руководителя.</w:t>
+        <w:t>1. Создание проектно-конструкторского отдела и представление начальника отдела.</w:t>
       </w:r>
     </w:p>
     <w:p>
@@ -134,7 +134,7 @@
         <w:rPr>
           <w:rFonts w:ascii="Times New Roman" w:hAnsi="Times New Roman"/>
         </w:rPr>
-        <w:t xml:space="preserve"> О создании отдела и назначении руководителем Иванюк В.С.</w:t>
+        <w:t xml:space="preserve"> О создании отдела и переводе Иванюк В.С. на должность начальника отдела.</w:t>
       </w:r>
     </w:p>
     <w:p>
@@ -142,7 +142,7 @@
         <w:rPr>
           <w:rFonts w:ascii="Times New Roman" w:hAnsi="Times New Roman"/>
         </w:rPr>
-        <w:t>*Постановили:* принять к сведению; считать Иванюк В.С. руководителем отдела с</w:t>
+        <w:t>*Постановили:* принять к сведению; считать Иванюк В.С. начальником отдела с</w:t>
       </w:r>
     </w:p>
     <w:p>
@@ -150,7 +150,7 @@
         <w:rPr>
           <w:rFonts w:ascii="Times New Roman" w:hAnsi="Times New Roman"/>
         </w:rPr>
-        <w:t>25.06.2026; её указания в пределах полномочий обязательны для работников отдела.</w:t>
+        <w:t>«___» __________ 2026 г.; её указания в пределах полномочий обязательны для работников отдела.</w:t>
       </w:r>
     </w:p>
     <w:p>
@@ -181,7 +181,7 @@
         <w:rPr>
           <w:rFonts w:ascii="Times New Roman" w:hAnsi="Times New Roman"/>
         </w:rPr>
-        <w:t>за руководителем отдела; приоритеты согласовывать с заместителем директора.</w:t>
+        <w:t>за начальником отдела; приоритеты согласовывать с заместителем директора.</w:t>
       </w:r>
     </w:p>
     <w:tbl>
@@ -198,6 +198,9 @@
         <w:gridCol w:w="2493"/>
       </w:tblGrid>
       <w:tr>
+        <w:trPr>
+          <w:tblHeader w:val="true"/>
+        </w:trPr>
         <w:tc>
           <w:tcPr>
             <w:tcW w:type="dxa" w:w="2493"/>
@@ -341,7 +344,7 @@
         <w:rPr>
           <w:rFonts w:ascii="Times New Roman" w:hAnsi="Times New Roman"/>
         </w:rPr>
-        <w:t>проходит чеклист конструктора (разд. 12) и нормоконтроль у руководителя.</w:t>
+        <w:t>проходит чеклист конструктора (разд. 12) и нормоконтроль у начальника отдела.</w:t>
       </w:r>
     </w:p>
     <w:p>
@@ -366,6 +369,9 @@
         <w:gridCol w:w="4986"/>
       </w:tblGrid>
       <w:tr>
+        <w:trPr>
+          <w:tblHeader w:val="true"/>
+        </w:trPr>
         <w:tc>
           <w:tcPr>
             <w:tcW w:type="dxa" w:w="4986"/>

--- a/_build/docx/03_Внедрение_и_коллектив/3_Протокол_собрания_отдела.docx
+++ b/_build/docx/03_Внедрение_и_коллектив/3_Протокол_собрания_отдела.docx
@@ -192,10 +192,10 @@
         <w:tblLook w:firstColumn="1" w:firstRow="1" w:lastColumn="0" w:lastRow="0" w:noHBand="0" w:noVBand="1" w:val="04A0"/>
       </w:tblPr>
       <w:tblGrid>
-        <w:gridCol w:w="2493"/>
-        <w:gridCol w:w="2493"/>
-        <w:gridCol w:w="2493"/>
-        <w:gridCol w:w="2493"/>
+        <w:gridCol w:w="2410"/>
+        <w:gridCol w:w="2410"/>
+        <w:gridCol w:w="2410"/>
+        <w:gridCol w:w="2410"/>
       </w:tblGrid>
       <w:tr>
         <w:trPr>
@@ -203,7 +203,7 @@
         </w:trPr>
         <w:tc>
           <w:tcPr>
-            <w:tcW w:type="dxa" w:w="2493"/>
+            <w:tcW w:type="dxa" w:w="2410"/>
           </w:tcPr>
           <w:p>
             <w:r>
@@ -218,7 +218,7 @@
         </w:tc>
         <w:tc>
           <w:tcPr>
-            <w:tcW w:type="dxa" w:w="2493"/>
+            <w:tcW w:type="dxa" w:w="2410"/>
           </w:tcPr>
           <w:p>
             <w:r>
@@ -233,7 +233,7 @@
         </w:tc>
         <w:tc>
           <w:tcPr>
-            <w:tcW w:type="dxa" w:w="2493"/>
+            <w:tcW w:type="dxa" w:w="2410"/>
           </w:tcPr>
           <w:p>
             <w:r>
@@ -248,7 +248,7 @@
         </w:tc>
         <w:tc>
           <w:tcPr>
-            <w:tcW w:type="dxa" w:w="2493"/>
+            <w:tcW w:type="dxa" w:w="2410"/>
           </w:tcPr>
           <w:p>
             <w:r>
@@ -265,25 +265,25 @@
       <w:tr>
         <w:tc>
           <w:tcPr>
-            <w:tcW w:type="dxa" w:w="2493"/>
+            <w:tcW w:type="dxa" w:w="2410"/>
           </w:tcPr>
           <w:p/>
         </w:tc>
         <w:tc>
           <w:tcPr>
-            <w:tcW w:type="dxa" w:w="2493"/>
+            <w:tcW w:type="dxa" w:w="2410"/>
           </w:tcPr>
           <w:p/>
         </w:tc>
         <w:tc>
           <w:tcPr>
-            <w:tcW w:type="dxa" w:w="2493"/>
+            <w:tcW w:type="dxa" w:w="2410"/>
           </w:tcPr>
           <w:p/>
         </w:tc>
         <w:tc>
           <w:tcPr>
-            <w:tcW w:type="dxa" w:w="2493"/>
+            <w:tcW w:type="dxa" w:w="2410"/>
           </w:tcPr>
           <w:p/>
         </w:tc>
@@ -291,25 +291,25 @@
       <w:tr>
         <w:tc>
           <w:tcPr>
-            <w:tcW w:type="dxa" w:w="2493"/>
+            <w:tcW w:type="dxa" w:w="2410"/>
           </w:tcPr>
           <w:p/>
         </w:tc>
         <w:tc>
           <w:tcPr>
-            <w:tcW w:type="dxa" w:w="2493"/>
+            <w:tcW w:type="dxa" w:w="2410"/>
           </w:tcPr>
           <w:p/>
         </w:tc>
         <w:tc>
           <w:tcPr>
-            <w:tcW w:type="dxa" w:w="2493"/>
+            <w:tcW w:type="dxa" w:w="2410"/>
           </w:tcPr>
           <w:p/>
         </w:tc>
         <w:tc>
           <w:tcPr>
-            <w:tcW w:type="dxa" w:w="2493"/>
+            <w:tcW w:type="dxa" w:w="2410"/>
           </w:tcPr>
           <w:p/>
         </w:tc>
@@ -365,8 +365,8 @@
         <w:tblLook w:firstColumn="1" w:firstRow="1" w:lastColumn="0" w:lastRow="0" w:noHBand="0" w:noVBand="1" w:val="04A0"/>
       </w:tblPr>
       <w:tblGrid>
-        <w:gridCol w:w="4986"/>
-        <w:gridCol w:w="4986"/>
+        <w:gridCol w:w="4819"/>
+        <w:gridCol w:w="4819"/>
       </w:tblGrid>
       <w:tr>
         <w:trPr>
@@ -374,7 +374,7 @@
         </w:trPr>
         <w:tc>
           <w:tcPr>
-            <w:tcW w:type="dxa" w:w="4986"/>
+            <w:tcW w:type="dxa" w:w="4819"/>
           </w:tcPr>
           <w:p>
             <w:r>
@@ -389,7 +389,7 @@
         </w:tc>
         <w:tc>
           <w:tcPr>
-            <w:tcW w:type="dxa" w:w="4986"/>
+            <w:tcW w:type="dxa" w:w="4819"/>
           </w:tcPr>
           <w:p>
             <w:r>
@@ -406,7 +406,7 @@
       <w:tr>
         <w:tc>
           <w:tcPr>
-            <w:tcW w:type="dxa" w:w="4986"/>
+            <w:tcW w:type="dxa" w:w="4819"/>
           </w:tcPr>
           <w:p>
             <w:r>
@@ -420,7 +420,7 @@
         </w:tc>
         <w:tc>
           <w:tcPr>
-            <w:tcW w:type="dxa" w:w="4986"/>
+            <w:tcW w:type="dxa" w:w="4819"/>
           </w:tcPr>
           <w:p>
             <w:r>
@@ -436,7 +436,7 @@
       <w:tr>
         <w:tc>
           <w:tcPr>
-            <w:tcW w:type="dxa" w:w="4986"/>
+            <w:tcW w:type="dxa" w:w="4819"/>
           </w:tcPr>
           <w:p>
             <w:r>
@@ -450,7 +450,7 @@
         </w:tc>
         <w:tc>
           <w:tcPr>
-            <w:tcW w:type="dxa" w:w="4986"/>
+            <w:tcW w:type="dxa" w:w="4819"/>
           </w:tcPr>
           <w:p/>
         </w:tc>
@@ -458,7 +458,7 @@
       <w:tr>
         <w:tc>
           <w:tcPr>
-            <w:tcW w:type="dxa" w:w="4986"/>
+            <w:tcW w:type="dxa" w:w="4819"/>
           </w:tcPr>
           <w:p>
             <w:r>
@@ -472,7 +472,7 @@
         </w:tc>
         <w:tc>
           <w:tcPr>
-            <w:tcW w:type="dxa" w:w="4986"/>
+            <w:tcW w:type="dxa" w:w="4819"/>
           </w:tcPr>
           <w:p/>
         </w:tc>
@@ -504,7 +504,7 @@
       </w:r>
     </w:p>
     <w:sectPr>
-      <w:pgSz w:w="12240" w:h="15840"/>
+      <w:pgSz w:w="11906" w:h="16838"/>
       <w:pgMar w:top="1134" w:right="850" w:bottom="1134" w:left="1417" w:header="720" w:footer="720" w:gutter="0"/>
       <w:cols w:space="720"/>
       <w:docGrid w:linePitch="360"/>

--- a/_build/docx/03_Внедрение_и_коллектив/3_Протокол_собрания_отдела.docx
+++ b/_build/docx/03_Внедрение_и_коллектив/3_Протокол_собрания_отдела.docx
@@ -344,7 +344,7 @@
         <w:rPr>
           <w:rFonts w:ascii="Times New Roman" w:hAnsi="Times New Roman"/>
         </w:rPr>
-        <w:t>проходит чеклист конструктора (разд. 12) и нормоконтроль у начальника отдела.</w:t>
+        <w:t>проходит чек-лист конструктора (разд. 16) и нормоконтроль у начальника отдела.</w:t>
       </w:r>
     </w:p>
     <w:p>
